--- a/teaching/sse316/labs/lab2_report.docx
+++ b/teaching/sse316/labs/lab2_report.docx
@@ -1,6 +1,6 @@
 
 <file path=word/document.xml><?xml version="1.0" encoding="utf-8"?>
-<w:document xmlns:wpc="http://schemas.microsoft.com/office/word/2010/wordprocessingCanvas" xmlns:cx="http://schemas.microsoft.com/office/drawing/2014/chartex" xmlns:cx1="http://schemas.microsoft.com/office/drawing/2015/9/8/chartex" xmlns:cx2="http://schemas.microsoft.com/office/drawing/2015/10/21/chartex" xmlns:cx3="http://schemas.microsoft.com/office/drawing/2016/5/9/chartex" xmlns:cx4="http://schemas.microsoft.com/office/drawing/2016/5/10/chartex" xmlns:cx5="http://schemas.microsoft.com/office/drawing/2016/5/11/chartex" xmlns:cx6="http://schemas.microsoft.com/office/drawing/2016/5/12/chartex" xmlns:cx7="http://schemas.microsoft.com/office/drawing/2016/5/13/chartex" xmlns:cx8="http://schemas.microsoft.com/office/drawing/2016/5/14/chartex" xmlns:mc="http://schemas.openxmlformats.org/markup-compatibility/2006" xmlns:aink="http://schemas.microsoft.com/office/drawing/2016/ink" xmlns:am3d="http://schemas.microsoft.com/office/drawing/2017/model3d" xmlns:o="urn:schemas-microsoft-com:office:office" xmlns:oel="http://schemas.microsoft.com/office/2019/extlst" xmlns:r="http://schemas.openxmlformats.org/officeDocument/2006/relationships" xmlns:m="http://schemas.openxmlformats.org/officeDocument/2006/math" xmlns:v="urn:schemas-microsoft-com:vml" xmlns:wp14="http://schemas.microsoft.com/office/word/2010/wordprocessingDrawing" xmlns:wp="http://schemas.openxmlformats.org/drawingml/2006/wordprocessingDrawing" xmlns:w10="urn:schemas-microsoft-com:office:word" xmlns:w="http://schemas.openxmlformats.org/wordprocessingml/2006/main" xmlns:w14="http://schemas.microsoft.com/office/word/2010/wordml" xmlns:w15="http://schemas.microsoft.com/office/word/2012/wordml" xmlns:w16cex="http://schemas.microsoft.com/office/word/2018/wordml/cex" xmlns:w16cid="http://schemas.microsoft.com/office/word/2016/wordml/cid" xmlns:w16="http://schemas.microsoft.com/office/word/2018/wordml" xmlns:w16du="http://schemas.microsoft.com/office/word/2023/wordml/word16du" xmlns:w16sdtdh="http://schemas.microsoft.com/office/word/2020/wordml/sdtdatahash" xmlns:w16se="http://schemas.microsoft.com/office/word/2015/wordml/symex" xmlns:wpg="http://schemas.microsoft.com/office/word/2010/wordprocessingGroup" xmlns:wpi="http://schemas.microsoft.com/office/word/2010/wordprocessingInk" xmlns:wne="http://schemas.microsoft.com/office/word/2006/wordml" xmlns:wps="http://schemas.microsoft.com/office/word/2010/wordprocessingShape" mc:Ignorable="w14 w15 w16se w16cid w16 w16cex w16sdtdh w16du wp14">
+<w:document xmlns:wpc="http://schemas.microsoft.com/office/word/2010/wordprocessingCanvas" xmlns:cx="http://schemas.microsoft.com/office/drawing/2014/chartex" xmlns:cx1="http://schemas.microsoft.com/office/drawing/2015/9/8/chartex" xmlns:cx2="http://schemas.microsoft.com/office/drawing/2015/10/21/chartex" xmlns:cx3="http://schemas.microsoft.com/office/drawing/2016/5/9/chartex" xmlns:cx4="http://schemas.microsoft.com/office/drawing/2016/5/10/chartex" xmlns:cx5="http://schemas.microsoft.com/office/drawing/2016/5/11/chartex" xmlns:cx6="http://schemas.microsoft.com/office/drawing/2016/5/12/chartex" xmlns:cx7="http://schemas.microsoft.com/office/drawing/2016/5/13/chartex" xmlns:cx8="http://schemas.microsoft.com/office/drawing/2016/5/14/chartex" xmlns:mc="http://schemas.openxmlformats.org/markup-compatibility/2006" xmlns:aink="http://schemas.microsoft.com/office/drawing/2016/ink" xmlns:am3d="http://schemas.microsoft.com/office/drawing/2017/model3d" xmlns:o="urn:schemas-microsoft-com:office:office" xmlns:oel="http://schemas.microsoft.com/office/2019/extlst" xmlns:r="http://schemas.openxmlformats.org/officeDocument/2006/relationships" xmlns:m="http://schemas.openxmlformats.org/officeDocument/2006/math" xmlns:v="urn:schemas-microsoft-com:vml" xmlns:wp14="http://schemas.microsoft.com/office/word/2010/wordprocessingDrawing" xmlns:wp="http://schemas.openxmlformats.org/drawingml/2006/wordprocessingDrawing" xmlns:w10="urn:schemas-microsoft-com:office:word" xmlns:w="http://schemas.openxmlformats.org/wordprocessingml/2006/main" xmlns:w14="http://schemas.microsoft.com/office/word/2010/wordml" xmlns:w15="http://schemas.microsoft.com/office/word/2012/wordml" xmlns:w16cex="http://schemas.microsoft.com/office/word/2018/wordml/cex" xmlns:w16cid="http://schemas.microsoft.com/office/word/2016/wordml/cid" xmlns:w16="http://schemas.microsoft.com/office/word/2018/wordml" xmlns:w16du="http://schemas.microsoft.com/office/word/2023/wordml/word16du" xmlns:w16sdtdh="http://schemas.microsoft.com/office/word/2020/wordml/sdtdatahash" xmlns:w16sdtfl="http://schemas.microsoft.com/office/word/2024/wordml/sdtformatlock" xmlns:w16se="http://schemas.microsoft.com/office/word/2015/wordml/symex" xmlns:wpg="http://schemas.microsoft.com/office/word/2010/wordprocessingGroup" xmlns:wpi="http://schemas.microsoft.com/office/word/2010/wordprocessingInk" xmlns:wne="http://schemas.microsoft.com/office/word/2006/wordml" xmlns:wps="http://schemas.microsoft.com/office/word/2010/wordprocessingShape" mc:Ignorable="w14 w15 w16se w16cid w16 w16cex w16sdtdh w16sdtfl w16du wp14">
   <w:body>
     <w:p>
       <w:pPr>
@@ -135,7 +135,15 @@
           <w:sz w:val="36"/>
           <w:szCs w:val="36"/>
         </w:rPr>
-        <w:t>25</w:t>
+        <w:t>2</w:t>
+      </w:r>
+      <w:r>
+        <w:rPr>
+          <w:rFonts w:ascii="Microsoft YaHei" w:eastAsia="Microsoft YaHei" w:hAnsi="Microsoft YaHei" w:hint="eastAsia"/>
+          <w:sz w:val="36"/>
+          <w:szCs w:val="36"/>
+        </w:rPr>
+        <w:t>6</w:t>
       </w:r>
       <w:r>
         <w:rPr>
@@ -151,7 +159,15 @@
           <w:sz w:val="36"/>
           <w:szCs w:val="36"/>
         </w:rPr>
-        <w:t>0</w:t>
+        <w:t>03</w:t>
+      </w:r>
+      <w:r>
+        <w:rPr>
+          <w:rFonts w:ascii="Microsoft YaHei" w:eastAsia="Microsoft YaHei" w:hAnsi="Microsoft YaHei"/>
+          <w:sz w:val="36"/>
+          <w:szCs w:val="36"/>
+        </w:rPr>
+        <w:t>月</w:t>
       </w:r>
       <w:r>
         <w:rPr>
@@ -159,7 +175,7 @@
           <w:sz w:val="36"/>
           <w:szCs w:val="36"/>
         </w:rPr>
-        <w:t>4</w:t>
+        <w:t>31</w:t>
       </w:r>
       <w:r>
         <w:rPr>
@@ -167,7 +183,7 @@
           <w:sz w:val="36"/>
           <w:szCs w:val="36"/>
         </w:rPr>
-        <w:t>月</w:t>
+        <w:t>日（周</w:t>
       </w:r>
       <w:r>
         <w:rPr>
@@ -175,15 +191,7 @@
           <w:sz w:val="36"/>
           <w:szCs w:val="36"/>
         </w:rPr>
-        <w:t>0</w:t>
-      </w:r>
-      <w:r>
-        <w:rPr>
-          <w:rFonts w:ascii="Microsoft YaHei" w:eastAsia="Microsoft YaHei" w:hAnsi="Microsoft YaHei" w:hint="eastAsia"/>
-          <w:sz w:val="36"/>
-          <w:szCs w:val="36"/>
-        </w:rPr>
-        <w:t>2</w:t>
+        <w:t>二</w:t>
       </w:r>
       <w:r>
         <w:rPr>
@@ -191,7 +199,7 @@
           <w:sz w:val="36"/>
           <w:szCs w:val="36"/>
         </w:rPr>
-        <w:t>日（周三）11:59pm</w:t>
+        <w:t>）11:59pm</w:t>
       </w:r>
     </w:p>
     <w:p>
@@ -220,8 +228,58 @@
           <w:sz w:val="26"/>
           <w:szCs w:val="26"/>
         </w:rPr>
-        <w:t>将</w:t>
-      </w:r>
+        <w:t>作业</w:t>
+      </w:r>
+      <w:r>
+        <w:rPr>
+          <w:rFonts w:ascii="Microsoft YaHei" w:eastAsia="Microsoft YaHei" w:hAnsi="Microsoft YaHei" w:hint="eastAsia"/>
+          <w:b w:val="0"/>
+          <w:bCs w:val="0"/>
+          <w:color w:val="44546A" w:themeColor="text2"/>
+          <w:sz w:val="26"/>
+          <w:szCs w:val="26"/>
+        </w:rPr>
+        <w:t>提交到：</w:t>
+      </w:r>
+      <w:hyperlink r:id="rId7" w:history="1">
+        <w:r>
+          <w:rPr>
+            <w:rStyle w:val="Hyperlink"/>
+            <w:rFonts w:ascii="Microsoft YaHei" w:eastAsia="Microsoft YaHei" w:hAnsi="Microsoft YaHei"/>
+            <w:b w:val="0"/>
+            <w:bCs w:val="0"/>
+            <w:sz w:val="26"/>
+            <w:szCs w:val="26"/>
+          </w:rPr>
+          <w:t>https://docs.qq.com/form/page/DSm9uenNkc0tLd2pX</w:t>
+        </w:r>
+      </w:hyperlink>
+      <w:r>
+        <w:rPr>
+          <w:rFonts w:ascii="Microsoft YaHei" w:eastAsia="Microsoft YaHei" w:hAnsi="Microsoft YaHei" w:hint="eastAsia"/>
+          <w:b w:val="0"/>
+          <w:bCs w:val="0"/>
+          <w:color w:val="44546A" w:themeColor="text2"/>
+          <w:sz w:val="26"/>
+          <w:szCs w:val="26"/>
+        </w:rPr>
+        <w:t xml:space="preserve"> </w:t>
+      </w:r>
+    </w:p>
+    <w:p>
+      <w:pPr>
+        <w:pStyle w:val="Title"/>
+        <w:pBdr>
+          <w:bottom w:val="single" w:sz="8" w:space="13" w:color="4F81BD"/>
+        </w:pBdr>
+        <w:adjustRightInd w:val="0"/>
+        <w:spacing w:after="0" w:line="80" w:lineRule="atLeast"/>
+        <w:rPr>
+          <w:rFonts w:ascii="Microsoft YaHei" w:eastAsia="Microsoft YaHei" w:hAnsi="Microsoft YaHei"/>
+          <w:b w:val="0"/>
+          <w:bCs w:val="0"/>
+        </w:rPr>
+      </w:pPr>
       <w:r>
         <w:rPr>
           <w:rFonts w:ascii="Microsoft YaHei" w:eastAsia="Microsoft YaHei" w:hAnsi="Microsoft YaHei"/>
@@ -231,7 +289,7 @@
           <w:sz w:val="26"/>
           <w:szCs w:val="26"/>
         </w:rPr>
-        <w:t>作业</w:t>
+        <w:t>邮件及文件</w:t>
       </w:r>
       <w:r>
         <w:rPr>
@@ -242,7 +300,7 @@
           <w:sz w:val="26"/>
           <w:szCs w:val="26"/>
         </w:rPr>
-        <w:t>以</w:t>
+        <w:t>命名</w:t>
       </w:r>
       <w:r>
         <w:rPr>
@@ -253,7 +311,7 @@
           <w:sz w:val="26"/>
           <w:szCs w:val="26"/>
         </w:rPr>
-        <w:t xml:space="preserve"> </w:t>
+        <w:t>为</w:t>
       </w:r>
       <w:r>
         <w:rPr>
@@ -264,7 +322,40 @@
           <w:sz w:val="26"/>
           <w:szCs w:val="26"/>
         </w:rPr>
-        <w:t>PDF</w:t>
+        <w:t>“</w:t>
+      </w:r>
+      <w:r>
+        <w:rPr>
+          <w:rFonts w:ascii="Microsoft YaHei" w:eastAsia="Microsoft YaHei" w:hAnsi="Microsoft YaHei" w:hint="eastAsia"/>
+          <w:b w:val="0"/>
+          <w:bCs w:val="0"/>
+          <w:color w:val="44546A" w:themeColor="text2"/>
+          <w:sz w:val="26"/>
+          <w:szCs w:val="26"/>
+        </w:rPr>
+        <w:t>姓名-学号-</w:t>
+      </w:r>
+      <w:r>
+        <w:rPr>
+          <w:rFonts w:ascii="Microsoft YaHei" w:eastAsia="Microsoft YaHei" w:hAnsi="Microsoft YaHei" w:hint="eastAsia"/>
+          <w:b w:val="0"/>
+          <w:bCs w:val="0"/>
+          <w:color w:val="44546A" w:themeColor="text2"/>
+          <w:sz w:val="26"/>
+          <w:szCs w:val="26"/>
+        </w:rPr>
+        <w:t>云计算技术实验</w:t>
+      </w:r>
+      <w:r>
+        <w:rPr>
+          <w:rFonts w:ascii="Microsoft YaHei" w:eastAsia="Microsoft YaHei" w:hAnsi="Microsoft YaHei" w:hint="eastAsia"/>
+          <w:b w:val="0"/>
+          <w:bCs w:val="0"/>
+          <w:color w:val="44546A" w:themeColor="text2"/>
+          <w:sz w:val="26"/>
+          <w:szCs w:val="26"/>
+        </w:rPr>
+        <w:t>2</w:t>
       </w:r>
       <w:r>
         <w:rPr>
@@ -275,7 +366,7 @@
           <w:sz w:val="26"/>
           <w:szCs w:val="26"/>
         </w:rPr>
-        <w:t xml:space="preserve"> </w:t>
+        <w:t>.pdf</w:t>
       </w:r>
       <w:r>
         <w:rPr>
@@ -286,166 +377,6 @@
           <w:sz w:val="26"/>
           <w:szCs w:val="26"/>
         </w:rPr>
-        <w:t>的格式</w:t>
-      </w:r>
-      <w:r>
-        <w:rPr>
-          <w:rFonts w:ascii="Microsoft YaHei" w:eastAsia="Microsoft YaHei" w:hAnsi="Microsoft YaHei"/>
-          <w:b w:val="0"/>
-          <w:bCs w:val="0"/>
-          <w:color w:val="44546A" w:themeColor="text2"/>
-          <w:sz w:val="26"/>
-          <w:szCs w:val="26"/>
-        </w:rPr>
-        <w:t>发送到</w:t>
-      </w:r>
-      <w:r>
-        <w:rPr>
-          <w:rFonts w:ascii="Microsoft YaHei" w:eastAsia="Microsoft YaHei" w:hAnsi="Microsoft YaHei" w:hint="eastAsia"/>
-          <w:b w:val="0"/>
-          <w:bCs w:val="0"/>
-          <w:color w:val="44546A" w:themeColor="text2"/>
-          <w:sz w:val="26"/>
-          <w:szCs w:val="26"/>
-        </w:rPr>
-        <w:t>：</w:t>
-      </w:r>
-      <w:hyperlink r:id="rId7" w:history="1">
-        <w:r>
-          <w:rPr>
-            <w:rStyle w:val="Hyperlink"/>
-            <w:rFonts w:ascii="Microsoft YaHei" w:eastAsia="Microsoft YaHei" w:hAnsi="Microsoft YaHei" w:hint="eastAsia"/>
-            <w:b w:val="0"/>
-            <w:bCs w:val="0"/>
-            <w:sz w:val="26"/>
-            <w:szCs w:val="26"/>
-          </w:rPr>
-          <w:t>dengzl11@163.com</w:t>
-        </w:r>
-      </w:hyperlink>
-    </w:p>
-    <w:p>
-      <w:pPr>
-        <w:pStyle w:val="Title"/>
-        <w:pBdr>
-          <w:bottom w:val="single" w:sz="8" w:space="13" w:color="4F81BD"/>
-        </w:pBdr>
-        <w:adjustRightInd w:val="0"/>
-        <w:spacing w:after="0" w:line="80" w:lineRule="atLeast"/>
-        <w:rPr>
-          <w:rFonts w:ascii="Microsoft YaHei" w:eastAsia="Microsoft YaHei" w:hAnsi="Microsoft YaHei"/>
-          <w:b w:val="0"/>
-          <w:bCs w:val="0"/>
-        </w:rPr>
-      </w:pPr>
-      <w:r>
-        <w:rPr>
-          <w:rFonts w:ascii="Microsoft YaHei" w:eastAsia="Microsoft YaHei" w:hAnsi="Microsoft YaHei"/>
-          <w:b w:val="0"/>
-          <w:bCs w:val="0"/>
-          <w:color w:val="44546A" w:themeColor="text2"/>
-          <w:sz w:val="26"/>
-          <w:szCs w:val="26"/>
-        </w:rPr>
-        <w:t>邮件及文件</w:t>
-      </w:r>
-      <w:r>
-        <w:rPr>
-          <w:rFonts w:ascii="Microsoft YaHei" w:eastAsia="Microsoft YaHei" w:hAnsi="Microsoft YaHei"/>
-          <w:b w:val="0"/>
-          <w:bCs w:val="0"/>
-          <w:color w:val="44546A" w:themeColor="text2"/>
-          <w:sz w:val="26"/>
-          <w:szCs w:val="26"/>
-        </w:rPr>
-        <w:t>命名</w:t>
-      </w:r>
-      <w:r>
-        <w:rPr>
-          <w:rFonts w:ascii="Microsoft YaHei" w:eastAsia="Microsoft YaHei" w:hAnsi="Microsoft YaHei"/>
-          <w:b w:val="0"/>
-          <w:bCs w:val="0"/>
-          <w:color w:val="44546A" w:themeColor="text2"/>
-          <w:sz w:val="26"/>
-          <w:szCs w:val="26"/>
-        </w:rPr>
-        <w:t>为</w:t>
-      </w:r>
-      <w:r>
-        <w:rPr>
-          <w:rFonts w:ascii="Microsoft YaHei" w:eastAsia="Microsoft YaHei" w:hAnsi="Microsoft YaHei"/>
-          <w:b w:val="0"/>
-          <w:bCs w:val="0"/>
-          <w:color w:val="44546A" w:themeColor="text2"/>
-          <w:sz w:val="26"/>
-          <w:szCs w:val="26"/>
-        </w:rPr>
-        <w:t>“</w:t>
-      </w:r>
-      <w:r>
-        <w:rPr>
-          <w:rFonts w:ascii="Microsoft YaHei" w:eastAsia="Microsoft YaHei" w:hAnsi="Microsoft YaHei" w:hint="eastAsia"/>
-          <w:b w:val="0"/>
-          <w:bCs w:val="0"/>
-          <w:color w:val="44546A" w:themeColor="text2"/>
-          <w:sz w:val="26"/>
-          <w:szCs w:val="26"/>
-        </w:rPr>
-        <w:t>姓名-学号-第</w:t>
-      </w:r>
-      <w:r>
-        <w:rPr>
-          <w:rFonts w:ascii="Microsoft YaHei" w:eastAsia="Microsoft YaHei" w:hAnsi="Microsoft YaHei" w:hint="eastAsia"/>
-          <w:b w:val="0"/>
-          <w:bCs w:val="0"/>
-          <w:color w:val="44546A" w:themeColor="text2"/>
-          <w:sz w:val="26"/>
-          <w:szCs w:val="26"/>
-        </w:rPr>
-        <w:t>二</w:t>
-      </w:r>
-      <w:r>
-        <w:rPr>
-          <w:rFonts w:ascii="Microsoft YaHei" w:eastAsia="Microsoft YaHei" w:hAnsi="Microsoft YaHei" w:hint="eastAsia"/>
-          <w:b w:val="0"/>
-          <w:bCs w:val="0"/>
-          <w:color w:val="44546A" w:themeColor="text2"/>
-          <w:sz w:val="26"/>
-          <w:szCs w:val="26"/>
-        </w:rPr>
-        <w:t>次</w:t>
-      </w:r>
-      <w:r>
-        <w:rPr>
-          <w:rFonts w:ascii="Microsoft YaHei" w:eastAsia="Microsoft YaHei" w:hAnsi="Microsoft YaHei" w:hint="eastAsia"/>
-          <w:b w:val="0"/>
-          <w:bCs w:val="0"/>
-          <w:color w:val="44546A" w:themeColor="text2"/>
-          <w:sz w:val="26"/>
-          <w:szCs w:val="26"/>
-        </w:rPr>
-        <w:t>实验</w:t>
-      </w:r>
-      <w:r>
-        <w:rPr>
-          <w:rFonts w:ascii="Microsoft YaHei" w:eastAsia="Microsoft YaHei" w:hAnsi="Microsoft YaHei"/>
-          <w:b w:val="0"/>
-          <w:bCs w:val="0"/>
-          <w:color w:val="44546A" w:themeColor="text2"/>
-          <w:sz w:val="26"/>
-          <w:szCs w:val="26"/>
-        </w:rPr>
-        <w:t>.pdf</w:t>
-      </w:r>
-      <w:r>
-        <w:rPr>
-          <w:rFonts w:ascii="Microsoft YaHei" w:eastAsia="Microsoft YaHei" w:hAnsi="Microsoft YaHei"/>
-          <w:b w:val="0"/>
-          <w:bCs w:val="0"/>
-          <w:color w:val="44546A" w:themeColor="text2"/>
-          <w:sz w:val="26"/>
-          <w:szCs w:val="26"/>
-        </w:rPr>
         <w:t>”</w:t>
       </w:r>
     </w:p>
@@ -487,7 +418,7 @@
           <w:b/>
           <w:bCs/>
         </w:rPr>
-        <w:t>8</w:t>
+        <w:t>5</w:t>
       </w:r>
       <w:r>
         <w:rPr>
@@ -527,12 +458,6 @@
           <w:rFonts w:ascii="Microsoft YaHei UI" w:eastAsia="Microsoft YaHei UI" w:hAnsi="Microsoft YaHei UI"/>
         </w:rPr>
       </w:pPr>
-      <w:r>
-        <w:rPr>
-          <w:rFonts w:ascii="Microsoft YaHei UI" w:eastAsia="Microsoft YaHei UI" w:hAnsi="Microsoft YaHei UI" w:hint="eastAsia"/>
-        </w:rPr>
-        <w:t>&lt;此处替换为你的架构图&gt;</w:t>
-      </w:r>
     </w:p>
     <w:p>
       <w:pPr>
@@ -544,7 +469,7 @@
     <w:p>
       <w:pPr>
         <w:rPr>
-          <w:rFonts w:ascii="Microsoft YaHei UI" w:eastAsia="Microsoft YaHei UI" w:hAnsi="Microsoft YaHei UI" w:hint="eastAsia"/>
+          <w:rFonts w:ascii="Microsoft YaHei UI" w:eastAsia="Microsoft YaHei UI" w:hAnsi="Microsoft YaHei UI"/>
         </w:rPr>
       </w:pPr>
     </w:p>
@@ -572,22 +497,14 @@
     <w:p>
       <w:pPr>
         <w:rPr>
-          <w:rFonts w:ascii="Microsoft YaHei UI" w:eastAsia="Microsoft YaHei UI" w:hAnsi="Microsoft YaHei UI"/>
+          <w:rFonts w:ascii="Microsoft YaHei UI" w:eastAsia="Microsoft YaHei UI" w:hAnsi="Microsoft YaHei UI" w:hint="eastAsia"/>
         </w:rPr>
       </w:pPr>
     </w:p>
     <w:p>
       <w:pPr>
         <w:rPr>
-          <w:rFonts w:ascii="Microsoft YaHei UI" w:eastAsia="Microsoft YaHei UI" w:hAnsi="Microsoft YaHei UI"/>
-        </w:rPr>
-      </w:pPr>
-    </w:p>
-    <w:p>
-      <w:pPr>
-        <w:pStyle w:val="ListParagraph"/>
-        <w:rPr>
-          <w:rFonts w:ascii="Microsoft YaHei UI" w:eastAsia="Microsoft YaHei UI" w:hAnsi="Microsoft YaHei UI"/>
+          <w:rFonts w:ascii="Microsoft YaHei UI" w:eastAsia="Microsoft YaHei UI" w:hAnsi="Microsoft YaHei UI" w:hint="eastAsia"/>
         </w:rPr>
       </w:pPr>
     </w:p>
@@ -636,7 +553,7 @@
           <w:b/>
           <w:bCs/>
         </w:rPr>
-        <w:t>2</w:t>
+        <w:t>5</w:t>
       </w:r>
       <w:r>
         <w:rPr>
@@ -658,22 +575,11 @@
     <w:p>
       <w:pPr>
         <w:rPr>
-          <w:rFonts w:ascii="Microsoft YaHei UI" w:eastAsia="Microsoft YaHei UI" w:hAnsi="Microsoft YaHei UI"/>
-        </w:rPr>
-      </w:pPr>
-    </w:p>
-    <w:p>
-      <w:pPr>
-        <w:rPr>
-          <w:rFonts w:ascii="Microsoft YaHei UI" w:eastAsia="Microsoft YaHei UI" w:hAnsi="Microsoft YaHei UI"/>
-        </w:rPr>
-      </w:pPr>
-      <w:r>
-        <w:rPr>
           <w:rFonts w:ascii="Microsoft YaHei UI" w:eastAsia="Microsoft YaHei UI" w:hAnsi="Microsoft YaHei UI" w:hint="eastAsia"/>
-        </w:rPr>
-        <w:t>&lt;此处替换为你的弹性伸缩活动历史截图&gt;</w:t>
-      </w:r>
+          <w:b/>
+          <w:bCs/>
+        </w:rPr>
+      </w:pPr>
     </w:p>
     <w:p>
       <w:pPr>
@@ -696,7 +602,7 @@
 </file>
 
 <file path=word/endnotes.xml><?xml version="1.0" encoding="utf-8"?>
-<w:endnotes xmlns:wpc="http://schemas.microsoft.com/office/word/2010/wordprocessingCanvas" xmlns:cx="http://schemas.microsoft.com/office/drawing/2014/chartex" xmlns:cx1="http://schemas.microsoft.com/office/drawing/2015/9/8/chartex" xmlns:cx2="http://schemas.microsoft.com/office/drawing/2015/10/21/chartex" xmlns:cx3="http://schemas.microsoft.com/office/drawing/2016/5/9/chartex" xmlns:cx4="http://schemas.microsoft.com/office/drawing/2016/5/10/chartex" xmlns:cx5="http://schemas.microsoft.com/office/drawing/2016/5/11/chartex" xmlns:cx6="http://schemas.microsoft.com/office/drawing/2016/5/12/chartex" xmlns:cx7="http://schemas.microsoft.com/office/drawing/2016/5/13/chartex" xmlns:cx8="http://schemas.microsoft.com/office/drawing/2016/5/14/chartex" xmlns:mc="http://schemas.openxmlformats.org/markup-compatibility/2006" xmlns:aink="http://schemas.microsoft.com/office/drawing/2016/ink" xmlns:am3d="http://schemas.microsoft.com/office/drawing/2017/model3d" xmlns:o="urn:schemas-microsoft-com:office:office" xmlns:oel="http://schemas.microsoft.com/office/2019/extlst" xmlns:r="http://schemas.openxmlformats.org/officeDocument/2006/relationships" xmlns:m="http://schemas.openxmlformats.org/officeDocument/2006/math" xmlns:v="urn:schemas-microsoft-com:vml" xmlns:wp14="http://schemas.microsoft.com/office/word/2010/wordprocessingDrawing" xmlns:wp="http://schemas.openxmlformats.org/drawingml/2006/wordprocessingDrawing" xmlns:w10="urn:schemas-microsoft-com:office:word" xmlns:w="http://schemas.openxmlformats.org/wordprocessingml/2006/main" xmlns:w14="http://schemas.microsoft.com/office/word/2010/wordml" xmlns:w15="http://schemas.microsoft.com/office/word/2012/wordml" xmlns:w16cex="http://schemas.microsoft.com/office/word/2018/wordml/cex" xmlns:w16cid="http://schemas.microsoft.com/office/word/2016/wordml/cid" xmlns:w16="http://schemas.microsoft.com/office/word/2018/wordml" xmlns:w16du="http://schemas.microsoft.com/office/word/2023/wordml/word16du" xmlns:w16sdtdh="http://schemas.microsoft.com/office/word/2020/wordml/sdtdatahash" xmlns:w16se="http://schemas.microsoft.com/office/word/2015/wordml/symex" xmlns:wpg="http://schemas.microsoft.com/office/word/2010/wordprocessingGroup" xmlns:wpi="http://schemas.microsoft.com/office/word/2010/wordprocessingInk" xmlns:wne="http://schemas.microsoft.com/office/word/2006/wordml" xmlns:wps="http://schemas.microsoft.com/office/word/2010/wordprocessingShape" mc:Ignorable="w14 w15 w16se w16cid w16 w16cex w16sdtdh w16du wp14">
+<w:endnotes xmlns:wpc="http://schemas.microsoft.com/office/word/2010/wordprocessingCanvas" xmlns:cx="http://schemas.microsoft.com/office/drawing/2014/chartex" xmlns:cx1="http://schemas.microsoft.com/office/drawing/2015/9/8/chartex" xmlns:cx2="http://schemas.microsoft.com/office/drawing/2015/10/21/chartex" xmlns:cx3="http://schemas.microsoft.com/office/drawing/2016/5/9/chartex" xmlns:cx4="http://schemas.microsoft.com/office/drawing/2016/5/10/chartex" xmlns:cx5="http://schemas.microsoft.com/office/drawing/2016/5/11/chartex" xmlns:cx6="http://schemas.microsoft.com/office/drawing/2016/5/12/chartex" xmlns:cx7="http://schemas.microsoft.com/office/drawing/2016/5/13/chartex" xmlns:cx8="http://schemas.microsoft.com/office/drawing/2016/5/14/chartex" xmlns:mc="http://schemas.openxmlformats.org/markup-compatibility/2006" xmlns:aink="http://schemas.microsoft.com/office/drawing/2016/ink" xmlns:am3d="http://schemas.microsoft.com/office/drawing/2017/model3d" xmlns:o="urn:schemas-microsoft-com:office:office" xmlns:oel="http://schemas.microsoft.com/office/2019/extlst" xmlns:r="http://schemas.openxmlformats.org/officeDocument/2006/relationships" xmlns:m="http://schemas.openxmlformats.org/officeDocument/2006/math" xmlns:v="urn:schemas-microsoft-com:vml" xmlns:wp14="http://schemas.microsoft.com/office/word/2010/wordprocessingDrawing" xmlns:wp="http://schemas.openxmlformats.org/drawingml/2006/wordprocessingDrawing" xmlns:w10="urn:schemas-microsoft-com:office:word" xmlns:w="http://schemas.openxmlformats.org/wordprocessingml/2006/main" xmlns:w14="http://schemas.microsoft.com/office/word/2010/wordml" xmlns:w15="http://schemas.microsoft.com/office/word/2012/wordml" xmlns:w16cex="http://schemas.microsoft.com/office/word/2018/wordml/cex" xmlns:w16cid="http://schemas.microsoft.com/office/word/2016/wordml/cid" xmlns:w16="http://schemas.microsoft.com/office/word/2018/wordml" xmlns:w16du="http://schemas.microsoft.com/office/word/2023/wordml/word16du" xmlns:w16sdtdh="http://schemas.microsoft.com/office/word/2020/wordml/sdtdatahash" xmlns:w16sdtfl="http://schemas.microsoft.com/office/word/2024/wordml/sdtformatlock" xmlns:w16se="http://schemas.microsoft.com/office/word/2015/wordml/symex" xmlns:wpg="http://schemas.microsoft.com/office/word/2010/wordprocessingGroup" xmlns:wpi="http://schemas.microsoft.com/office/word/2010/wordprocessingInk" xmlns:wne="http://schemas.microsoft.com/office/word/2006/wordml" xmlns:wps="http://schemas.microsoft.com/office/word/2010/wordprocessingShape" mc:Ignorable="w14 w15 w16se w16cid w16 w16cex w16sdtdh w16sdtfl w16du wp14">
   <w:endnote w:type="separator" w:id="-1">
     <w:p>
       <w:r>
@@ -718,7 +624,7 @@
 </file>
 
 <file path=word/footer1.xml><?xml version="1.0" encoding="utf-8"?>
-<w:ftr xmlns:wpc="http://schemas.microsoft.com/office/word/2010/wordprocessingCanvas" xmlns:cx="http://schemas.microsoft.com/office/drawing/2014/chartex" xmlns:cx1="http://schemas.microsoft.com/office/drawing/2015/9/8/chartex" xmlns:cx2="http://schemas.microsoft.com/office/drawing/2015/10/21/chartex" xmlns:cx3="http://schemas.microsoft.com/office/drawing/2016/5/9/chartex" xmlns:cx4="http://schemas.microsoft.com/office/drawing/2016/5/10/chartex" xmlns:cx5="http://schemas.microsoft.com/office/drawing/2016/5/11/chartex" xmlns:cx6="http://schemas.microsoft.com/office/drawing/2016/5/12/chartex" xmlns:cx7="http://schemas.microsoft.com/office/drawing/2016/5/13/chartex" xmlns:cx8="http://schemas.microsoft.com/office/drawing/2016/5/14/chartex" xmlns:mc="http://schemas.openxmlformats.org/markup-compatibility/2006" xmlns:aink="http://schemas.microsoft.com/office/drawing/2016/ink" xmlns:am3d="http://schemas.microsoft.com/office/drawing/2017/model3d" xmlns:o="urn:schemas-microsoft-com:office:office" xmlns:oel="http://schemas.microsoft.com/office/2019/extlst" xmlns:r="http://schemas.openxmlformats.org/officeDocument/2006/relationships" xmlns:m="http://schemas.openxmlformats.org/officeDocument/2006/math" xmlns:v="urn:schemas-microsoft-com:vml" xmlns:wp14="http://schemas.microsoft.com/office/word/2010/wordprocessingDrawing" xmlns:wp="http://schemas.openxmlformats.org/drawingml/2006/wordprocessingDrawing" xmlns:w10="urn:schemas-microsoft-com:office:word" xmlns:w="http://schemas.openxmlformats.org/wordprocessingml/2006/main" xmlns:w14="http://schemas.microsoft.com/office/word/2010/wordml" xmlns:w15="http://schemas.microsoft.com/office/word/2012/wordml" xmlns:w16cex="http://schemas.microsoft.com/office/word/2018/wordml/cex" xmlns:w16cid="http://schemas.microsoft.com/office/word/2016/wordml/cid" xmlns:w16="http://schemas.microsoft.com/office/word/2018/wordml" xmlns:w16du="http://schemas.microsoft.com/office/word/2023/wordml/word16du" xmlns:w16sdtdh="http://schemas.microsoft.com/office/word/2020/wordml/sdtdatahash" xmlns:w16se="http://schemas.microsoft.com/office/word/2015/wordml/symex" xmlns:wpg="http://schemas.microsoft.com/office/word/2010/wordprocessingGroup" xmlns:wpi="http://schemas.microsoft.com/office/word/2010/wordprocessingInk" xmlns:wne="http://schemas.microsoft.com/office/word/2006/wordml" xmlns:wps="http://schemas.microsoft.com/office/word/2010/wordprocessingShape" mc:Ignorable="w14 w15 w16se w16cid w16 w16cex w16sdtdh w16du wp14">
+<w:ftr xmlns:wpc="http://schemas.microsoft.com/office/word/2010/wordprocessingCanvas" xmlns:cx="http://schemas.microsoft.com/office/drawing/2014/chartex" xmlns:cx1="http://schemas.microsoft.com/office/drawing/2015/9/8/chartex" xmlns:cx2="http://schemas.microsoft.com/office/drawing/2015/10/21/chartex" xmlns:cx3="http://schemas.microsoft.com/office/drawing/2016/5/9/chartex" xmlns:cx4="http://schemas.microsoft.com/office/drawing/2016/5/10/chartex" xmlns:cx5="http://schemas.microsoft.com/office/drawing/2016/5/11/chartex" xmlns:cx6="http://schemas.microsoft.com/office/drawing/2016/5/12/chartex" xmlns:cx7="http://schemas.microsoft.com/office/drawing/2016/5/13/chartex" xmlns:cx8="http://schemas.microsoft.com/office/drawing/2016/5/14/chartex" xmlns:mc="http://schemas.openxmlformats.org/markup-compatibility/2006" xmlns:aink="http://schemas.microsoft.com/office/drawing/2016/ink" xmlns:am3d="http://schemas.microsoft.com/office/drawing/2017/model3d" xmlns:o="urn:schemas-microsoft-com:office:office" xmlns:oel="http://schemas.microsoft.com/office/2019/extlst" xmlns:r="http://schemas.openxmlformats.org/officeDocument/2006/relationships" xmlns:m="http://schemas.openxmlformats.org/officeDocument/2006/math" xmlns:v="urn:schemas-microsoft-com:vml" xmlns:wp14="http://schemas.microsoft.com/office/word/2010/wordprocessingDrawing" xmlns:wp="http://schemas.openxmlformats.org/drawingml/2006/wordprocessingDrawing" xmlns:w10="urn:schemas-microsoft-com:office:word" xmlns:w="http://schemas.openxmlformats.org/wordprocessingml/2006/main" xmlns:w14="http://schemas.microsoft.com/office/word/2010/wordml" xmlns:w15="http://schemas.microsoft.com/office/word/2012/wordml" xmlns:w16cex="http://schemas.microsoft.com/office/word/2018/wordml/cex" xmlns:w16cid="http://schemas.microsoft.com/office/word/2016/wordml/cid" xmlns:w16="http://schemas.microsoft.com/office/word/2018/wordml" xmlns:w16du="http://schemas.microsoft.com/office/word/2023/wordml/word16du" xmlns:w16sdtdh="http://schemas.microsoft.com/office/word/2020/wordml/sdtdatahash" xmlns:w16sdtfl="http://schemas.microsoft.com/office/word/2024/wordml/sdtformatlock" xmlns:w16se="http://schemas.microsoft.com/office/word/2015/wordml/symex" xmlns:wpg="http://schemas.microsoft.com/office/word/2010/wordprocessingGroup" xmlns:wpi="http://schemas.microsoft.com/office/word/2010/wordprocessingInk" xmlns:wne="http://schemas.microsoft.com/office/word/2006/wordml" xmlns:wps="http://schemas.microsoft.com/office/word/2010/wordprocessingShape" mc:Ignorable="w14 w15 w16se w16cid w16 w16cex w16sdtdh w16sdtfl w16du wp14">
   <w:p>
     <w:pPr>
       <w:pStyle w:val="Footer"/>
@@ -755,7 +661,7 @@
 </file>
 
 <file path=word/footer2.xml><?xml version="1.0" encoding="utf-8"?>
-<w:ftr xmlns:wpc="http://schemas.microsoft.com/office/word/2010/wordprocessingCanvas" xmlns:cx="http://schemas.microsoft.com/office/drawing/2014/chartex" xmlns:cx1="http://schemas.microsoft.com/office/drawing/2015/9/8/chartex" xmlns:cx2="http://schemas.microsoft.com/office/drawing/2015/10/21/chartex" xmlns:cx3="http://schemas.microsoft.com/office/drawing/2016/5/9/chartex" xmlns:cx4="http://schemas.microsoft.com/office/drawing/2016/5/10/chartex" xmlns:cx5="http://schemas.microsoft.com/office/drawing/2016/5/11/chartex" xmlns:cx6="http://schemas.microsoft.com/office/drawing/2016/5/12/chartex" xmlns:cx7="http://schemas.microsoft.com/office/drawing/2016/5/13/chartex" xmlns:cx8="http://schemas.microsoft.com/office/drawing/2016/5/14/chartex" xmlns:mc="http://schemas.openxmlformats.org/markup-compatibility/2006" xmlns:aink="http://schemas.microsoft.com/office/drawing/2016/ink" xmlns:am3d="http://schemas.microsoft.com/office/drawing/2017/model3d" xmlns:o="urn:schemas-microsoft-com:office:office" xmlns:oel="http://schemas.microsoft.com/office/2019/extlst" xmlns:r="http://schemas.openxmlformats.org/officeDocument/2006/relationships" xmlns:m="http://schemas.openxmlformats.org/officeDocument/2006/math" xmlns:v="urn:schemas-microsoft-com:vml" xmlns:wp14="http://schemas.microsoft.com/office/word/2010/wordprocessingDrawing" xmlns:wp="http://schemas.openxmlformats.org/drawingml/2006/wordprocessingDrawing" xmlns:w10="urn:schemas-microsoft-com:office:word" xmlns:w="http://schemas.openxmlformats.org/wordprocessingml/2006/main" xmlns:w14="http://schemas.microsoft.com/office/word/2010/wordml" xmlns:w15="http://schemas.microsoft.com/office/word/2012/wordml" xmlns:w16cex="http://schemas.microsoft.com/office/word/2018/wordml/cex" xmlns:w16cid="http://schemas.microsoft.com/office/word/2016/wordml/cid" xmlns:w16="http://schemas.microsoft.com/office/word/2018/wordml" xmlns:w16du="http://schemas.microsoft.com/office/word/2023/wordml/word16du" xmlns:w16sdtdh="http://schemas.microsoft.com/office/word/2020/wordml/sdtdatahash" xmlns:w16se="http://schemas.microsoft.com/office/word/2015/wordml/symex" xmlns:wpg="http://schemas.microsoft.com/office/word/2010/wordprocessingGroup" xmlns:wpi="http://schemas.microsoft.com/office/word/2010/wordprocessingInk" xmlns:wne="http://schemas.microsoft.com/office/word/2006/wordml" xmlns:wps="http://schemas.microsoft.com/office/word/2010/wordprocessingShape" mc:Ignorable="w14 w15 w16se w16cid w16 w16cex w16sdtdh w16du wp14">
+<w:ftr xmlns:wpc="http://schemas.microsoft.com/office/word/2010/wordprocessingCanvas" xmlns:cx="http://schemas.microsoft.com/office/drawing/2014/chartex" xmlns:cx1="http://schemas.microsoft.com/office/drawing/2015/9/8/chartex" xmlns:cx2="http://schemas.microsoft.com/office/drawing/2015/10/21/chartex" xmlns:cx3="http://schemas.microsoft.com/office/drawing/2016/5/9/chartex" xmlns:cx4="http://schemas.microsoft.com/office/drawing/2016/5/10/chartex" xmlns:cx5="http://schemas.microsoft.com/office/drawing/2016/5/11/chartex" xmlns:cx6="http://schemas.microsoft.com/office/drawing/2016/5/12/chartex" xmlns:cx7="http://schemas.microsoft.com/office/drawing/2016/5/13/chartex" xmlns:cx8="http://schemas.microsoft.com/office/drawing/2016/5/14/chartex" xmlns:mc="http://schemas.openxmlformats.org/markup-compatibility/2006" xmlns:aink="http://schemas.microsoft.com/office/drawing/2016/ink" xmlns:am3d="http://schemas.microsoft.com/office/drawing/2017/model3d" xmlns:o="urn:schemas-microsoft-com:office:office" xmlns:oel="http://schemas.microsoft.com/office/2019/extlst" xmlns:r="http://schemas.openxmlformats.org/officeDocument/2006/relationships" xmlns:m="http://schemas.openxmlformats.org/officeDocument/2006/math" xmlns:v="urn:schemas-microsoft-com:vml" xmlns:wp14="http://schemas.microsoft.com/office/word/2010/wordprocessingDrawing" xmlns:wp="http://schemas.openxmlformats.org/drawingml/2006/wordprocessingDrawing" xmlns:w10="urn:schemas-microsoft-com:office:word" xmlns:w="http://schemas.openxmlformats.org/wordprocessingml/2006/main" xmlns:w14="http://schemas.microsoft.com/office/word/2010/wordml" xmlns:w15="http://schemas.microsoft.com/office/word/2012/wordml" xmlns:w16cex="http://schemas.microsoft.com/office/word/2018/wordml/cex" xmlns:w16cid="http://schemas.microsoft.com/office/word/2016/wordml/cid" xmlns:w16="http://schemas.microsoft.com/office/word/2018/wordml" xmlns:w16du="http://schemas.microsoft.com/office/word/2023/wordml/word16du" xmlns:w16sdtdh="http://schemas.microsoft.com/office/word/2020/wordml/sdtdatahash" xmlns:w16sdtfl="http://schemas.microsoft.com/office/word/2024/wordml/sdtformatlock" xmlns:w16se="http://schemas.microsoft.com/office/word/2015/wordml/symex" xmlns:wpg="http://schemas.microsoft.com/office/word/2010/wordprocessingGroup" xmlns:wpi="http://schemas.microsoft.com/office/word/2010/wordprocessingInk" xmlns:wne="http://schemas.microsoft.com/office/word/2006/wordml" xmlns:wps="http://schemas.microsoft.com/office/word/2010/wordprocessingShape" mc:Ignorable="w14 w15 w16se w16cid w16 w16cex w16sdtdh w16sdtfl w16du wp14">
   <w:sdt>
     <w:sdtPr>
       <w:rPr>
@@ -819,7 +725,7 @@
 </file>
 
 <file path=word/footnotes.xml><?xml version="1.0" encoding="utf-8"?>
-<w:footnotes xmlns:wpc="http://schemas.microsoft.com/office/word/2010/wordprocessingCanvas" xmlns:cx="http://schemas.microsoft.com/office/drawing/2014/chartex" xmlns:cx1="http://schemas.microsoft.com/office/drawing/2015/9/8/chartex" xmlns:cx2="http://schemas.microsoft.com/office/drawing/2015/10/21/chartex" xmlns:cx3="http://schemas.microsoft.com/office/drawing/2016/5/9/chartex" xmlns:cx4="http://schemas.microsoft.com/office/drawing/2016/5/10/chartex" xmlns:cx5="http://schemas.microsoft.com/office/drawing/2016/5/11/chartex" xmlns:cx6="http://schemas.microsoft.com/office/drawing/2016/5/12/chartex" xmlns:cx7="http://schemas.microsoft.com/office/drawing/2016/5/13/chartex" xmlns:cx8="http://schemas.microsoft.com/office/drawing/2016/5/14/chartex" xmlns:mc="http://schemas.openxmlformats.org/markup-compatibility/2006" xmlns:aink="http://schemas.microsoft.com/office/drawing/2016/ink" xmlns:am3d="http://schemas.microsoft.com/office/drawing/2017/model3d" xmlns:o="urn:schemas-microsoft-com:office:office" xmlns:oel="http://schemas.microsoft.com/office/2019/extlst" xmlns:r="http://schemas.openxmlformats.org/officeDocument/2006/relationships" xmlns:m="http://schemas.openxmlformats.org/officeDocument/2006/math" xmlns:v="urn:schemas-microsoft-com:vml" xmlns:wp14="http://schemas.microsoft.com/office/word/2010/wordprocessingDrawing" xmlns:wp="http://schemas.openxmlformats.org/drawingml/2006/wordprocessingDrawing" xmlns:w10="urn:schemas-microsoft-com:office:word" xmlns:w="http://schemas.openxmlformats.org/wordprocessingml/2006/main" xmlns:w14="http://schemas.microsoft.com/office/word/2010/wordml" xmlns:w15="http://schemas.microsoft.com/office/word/2012/wordml" xmlns:w16cex="http://schemas.microsoft.com/office/word/2018/wordml/cex" xmlns:w16cid="http://schemas.microsoft.com/office/word/2016/wordml/cid" xmlns:w16="http://schemas.microsoft.com/office/word/2018/wordml" xmlns:w16du="http://schemas.microsoft.com/office/word/2023/wordml/word16du" xmlns:w16sdtdh="http://schemas.microsoft.com/office/word/2020/wordml/sdtdatahash" xmlns:w16se="http://schemas.microsoft.com/office/word/2015/wordml/symex" xmlns:wpg="http://schemas.microsoft.com/office/word/2010/wordprocessingGroup" xmlns:wpi="http://schemas.microsoft.com/office/word/2010/wordprocessingInk" xmlns:wne="http://schemas.microsoft.com/office/word/2006/wordml" xmlns:wps="http://schemas.microsoft.com/office/word/2010/wordprocessingShape" mc:Ignorable="w14 w15 w16se w16cid w16 w16cex w16sdtdh w16du wp14">
+<w:footnotes xmlns:wpc="http://schemas.microsoft.com/office/word/2010/wordprocessingCanvas" xmlns:cx="http://schemas.microsoft.com/office/drawing/2014/chartex" xmlns:cx1="http://schemas.microsoft.com/office/drawing/2015/9/8/chartex" xmlns:cx2="http://schemas.microsoft.com/office/drawing/2015/10/21/chartex" xmlns:cx3="http://schemas.microsoft.com/office/drawing/2016/5/9/chartex" xmlns:cx4="http://schemas.microsoft.com/office/drawing/2016/5/10/chartex" xmlns:cx5="http://schemas.microsoft.com/office/drawing/2016/5/11/chartex" xmlns:cx6="http://schemas.microsoft.com/office/drawing/2016/5/12/chartex" xmlns:cx7="http://schemas.microsoft.com/office/drawing/2016/5/13/chartex" xmlns:cx8="http://schemas.microsoft.com/office/drawing/2016/5/14/chartex" xmlns:mc="http://schemas.openxmlformats.org/markup-compatibility/2006" xmlns:aink="http://schemas.microsoft.com/office/drawing/2016/ink" xmlns:am3d="http://schemas.microsoft.com/office/drawing/2017/model3d" xmlns:o="urn:schemas-microsoft-com:office:office" xmlns:oel="http://schemas.microsoft.com/office/2019/extlst" xmlns:r="http://schemas.openxmlformats.org/officeDocument/2006/relationships" xmlns:m="http://schemas.openxmlformats.org/officeDocument/2006/math" xmlns:v="urn:schemas-microsoft-com:vml" xmlns:wp14="http://schemas.microsoft.com/office/word/2010/wordprocessingDrawing" xmlns:wp="http://schemas.openxmlformats.org/drawingml/2006/wordprocessingDrawing" xmlns:w10="urn:schemas-microsoft-com:office:word" xmlns:w="http://schemas.openxmlformats.org/wordprocessingml/2006/main" xmlns:w14="http://schemas.microsoft.com/office/word/2010/wordml" xmlns:w15="http://schemas.microsoft.com/office/word/2012/wordml" xmlns:w16cex="http://schemas.microsoft.com/office/word/2018/wordml/cex" xmlns:w16cid="http://schemas.microsoft.com/office/word/2016/wordml/cid" xmlns:w16="http://schemas.microsoft.com/office/word/2018/wordml" xmlns:w16du="http://schemas.microsoft.com/office/word/2023/wordml/word16du" xmlns:w16sdtdh="http://schemas.microsoft.com/office/word/2020/wordml/sdtdatahash" xmlns:w16sdtfl="http://schemas.microsoft.com/office/word/2024/wordml/sdtformatlock" xmlns:w16se="http://schemas.microsoft.com/office/word/2015/wordml/symex" xmlns:wpg="http://schemas.microsoft.com/office/word/2010/wordprocessingGroup" xmlns:wpi="http://schemas.microsoft.com/office/word/2010/wordprocessingInk" xmlns:wne="http://schemas.microsoft.com/office/word/2006/wordml" xmlns:wps="http://schemas.microsoft.com/office/word/2010/wordprocessingShape" mc:Ignorable="w14 w15 w16se w16cid w16 w16cex w16sdtdh w16sdtfl w16du wp14">
   <w:footnote w:type="separator" w:id="-1">
     <w:p>
       <w:r>
@@ -841,7 +747,7 @@
 </file>
 
 <file path=word/header1.xml><?xml version="1.0" encoding="utf-8"?>
-<w:hdr xmlns:wpc="http://schemas.microsoft.com/office/word/2010/wordprocessingCanvas" xmlns:cx="http://schemas.microsoft.com/office/drawing/2014/chartex" xmlns:cx1="http://schemas.microsoft.com/office/drawing/2015/9/8/chartex" xmlns:cx2="http://schemas.microsoft.com/office/drawing/2015/10/21/chartex" xmlns:cx3="http://schemas.microsoft.com/office/drawing/2016/5/9/chartex" xmlns:cx4="http://schemas.microsoft.com/office/drawing/2016/5/10/chartex" xmlns:cx5="http://schemas.microsoft.com/office/drawing/2016/5/11/chartex" xmlns:cx6="http://schemas.microsoft.com/office/drawing/2016/5/12/chartex" xmlns:cx7="http://schemas.microsoft.com/office/drawing/2016/5/13/chartex" xmlns:cx8="http://schemas.microsoft.com/office/drawing/2016/5/14/chartex" xmlns:mc="http://schemas.openxmlformats.org/markup-compatibility/2006" xmlns:aink="http://schemas.microsoft.com/office/drawing/2016/ink" xmlns:am3d="http://schemas.microsoft.com/office/drawing/2017/model3d" xmlns:o="urn:schemas-microsoft-com:office:office" xmlns:oel="http://schemas.microsoft.com/office/2019/extlst" xmlns:r="http://schemas.openxmlformats.org/officeDocument/2006/relationships" xmlns:m="http://schemas.openxmlformats.org/officeDocument/2006/math" xmlns:v="urn:schemas-microsoft-com:vml" xmlns:wp14="http://schemas.microsoft.com/office/word/2010/wordprocessingDrawing" xmlns:wp="http://schemas.openxmlformats.org/drawingml/2006/wordprocessingDrawing" xmlns:w10="urn:schemas-microsoft-com:office:word" xmlns:w="http://schemas.openxmlformats.org/wordprocessingml/2006/main" xmlns:w14="http://schemas.microsoft.com/office/word/2010/wordml" xmlns:w15="http://schemas.microsoft.com/office/word/2012/wordml" xmlns:w16cex="http://schemas.microsoft.com/office/word/2018/wordml/cex" xmlns:w16cid="http://schemas.microsoft.com/office/word/2016/wordml/cid" xmlns:w16="http://schemas.microsoft.com/office/word/2018/wordml" xmlns:w16du="http://schemas.microsoft.com/office/word/2023/wordml/word16du" xmlns:w16sdtdh="http://schemas.microsoft.com/office/word/2020/wordml/sdtdatahash" xmlns:w16se="http://schemas.microsoft.com/office/word/2015/wordml/symex" xmlns:wpg="http://schemas.microsoft.com/office/word/2010/wordprocessingGroup" xmlns:wpi="http://schemas.microsoft.com/office/word/2010/wordprocessingInk" xmlns:wne="http://schemas.microsoft.com/office/word/2006/wordml" xmlns:wps="http://schemas.microsoft.com/office/word/2010/wordprocessingShape" mc:Ignorable="w14 w15 w16se w16cid w16 w16cex w16sdtdh w16du wp14">
+<w:hdr xmlns:wpc="http://schemas.microsoft.com/office/word/2010/wordprocessingCanvas" xmlns:cx="http://schemas.microsoft.com/office/drawing/2014/chartex" xmlns:cx1="http://schemas.microsoft.com/office/drawing/2015/9/8/chartex" xmlns:cx2="http://schemas.microsoft.com/office/drawing/2015/10/21/chartex" xmlns:cx3="http://schemas.microsoft.com/office/drawing/2016/5/9/chartex" xmlns:cx4="http://schemas.microsoft.com/office/drawing/2016/5/10/chartex" xmlns:cx5="http://schemas.microsoft.com/office/drawing/2016/5/11/chartex" xmlns:cx6="http://schemas.microsoft.com/office/drawing/2016/5/12/chartex" xmlns:cx7="http://schemas.microsoft.com/office/drawing/2016/5/13/chartex" xmlns:cx8="http://schemas.microsoft.com/office/drawing/2016/5/14/chartex" xmlns:mc="http://schemas.openxmlformats.org/markup-compatibility/2006" xmlns:aink="http://schemas.microsoft.com/office/drawing/2016/ink" xmlns:am3d="http://schemas.microsoft.com/office/drawing/2017/model3d" xmlns:o="urn:schemas-microsoft-com:office:office" xmlns:oel="http://schemas.microsoft.com/office/2019/extlst" xmlns:r="http://schemas.openxmlformats.org/officeDocument/2006/relationships" xmlns:m="http://schemas.openxmlformats.org/officeDocument/2006/math" xmlns:v="urn:schemas-microsoft-com:vml" xmlns:wp14="http://schemas.microsoft.com/office/word/2010/wordprocessingDrawing" xmlns:wp="http://schemas.openxmlformats.org/drawingml/2006/wordprocessingDrawing" xmlns:w10="urn:schemas-microsoft-com:office:word" xmlns:w="http://schemas.openxmlformats.org/wordprocessingml/2006/main" xmlns:w14="http://schemas.microsoft.com/office/word/2010/wordml" xmlns:w15="http://schemas.microsoft.com/office/word/2012/wordml" xmlns:w16cex="http://schemas.microsoft.com/office/word/2018/wordml/cex" xmlns:w16cid="http://schemas.microsoft.com/office/word/2016/wordml/cid" xmlns:w16="http://schemas.microsoft.com/office/word/2018/wordml" xmlns:w16du="http://schemas.microsoft.com/office/word/2023/wordml/word16du" xmlns:w16sdtdh="http://schemas.microsoft.com/office/word/2020/wordml/sdtdatahash" xmlns:w16sdtfl="http://schemas.microsoft.com/office/word/2024/wordml/sdtformatlock" xmlns:w16se="http://schemas.microsoft.com/office/word/2015/wordml/symex" xmlns:wpg="http://schemas.microsoft.com/office/word/2010/wordprocessingGroup" xmlns:wpi="http://schemas.microsoft.com/office/word/2010/wordprocessingInk" xmlns:wne="http://schemas.microsoft.com/office/word/2006/wordml" xmlns:wps="http://schemas.microsoft.com/office/word/2010/wordprocessingShape" mc:Ignorable="w14 w15 w16se w16cid w16 w16cex w16sdtdh w16sdtfl w16du wp14">
   <w:tbl>
     <w:tblPr>
       <w:tblW w:w="0" w:type="auto"/>
@@ -902,7 +808,7 @@
 </file>
 
 <file path=word/numbering.xml><?xml version="1.0" encoding="utf-8"?>
-<w:numbering xmlns:wpc="http://schemas.microsoft.com/office/word/2010/wordprocessingCanvas" xmlns:cx="http://schemas.microsoft.com/office/drawing/2014/chartex" xmlns:cx1="http://schemas.microsoft.com/office/drawing/2015/9/8/chartex" xmlns:cx2="http://schemas.microsoft.com/office/drawing/2015/10/21/chartex" xmlns:cx3="http://schemas.microsoft.com/office/drawing/2016/5/9/chartex" xmlns:cx4="http://schemas.microsoft.com/office/drawing/2016/5/10/chartex" xmlns:cx5="http://schemas.microsoft.com/office/drawing/2016/5/11/chartex" xmlns:cx6="http://schemas.microsoft.com/office/drawing/2016/5/12/chartex" xmlns:cx7="http://schemas.microsoft.com/office/drawing/2016/5/13/chartex" xmlns:cx8="http://schemas.microsoft.com/office/drawing/2016/5/14/chartex" xmlns:mc="http://schemas.openxmlformats.org/markup-compatibility/2006" xmlns:aink="http://schemas.microsoft.com/office/drawing/2016/ink" xmlns:am3d="http://schemas.microsoft.com/office/drawing/2017/model3d" xmlns:o="urn:schemas-microsoft-com:office:office" xmlns:oel="http://schemas.microsoft.com/office/2019/extlst" xmlns:r="http://schemas.openxmlformats.org/officeDocument/2006/relationships" xmlns:m="http://schemas.openxmlformats.org/officeDocument/2006/math" xmlns:v="urn:schemas-microsoft-com:vml" xmlns:wp14="http://schemas.microsoft.com/office/word/2010/wordprocessingDrawing" xmlns:wp="http://schemas.openxmlformats.org/drawingml/2006/wordprocessingDrawing" xmlns:w10="urn:schemas-microsoft-com:office:word" xmlns:w="http://schemas.openxmlformats.org/wordprocessingml/2006/main" xmlns:w14="http://schemas.microsoft.com/office/word/2010/wordml" xmlns:w15="http://schemas.microsoft.com/office/word/2012/wordml" xmlns:w16cex="http://schemas.microsoft.com/office/word/2018/wordml/cex" xmlns:w16cid="http://schemas.microsoft.com/office/word/2016/wordml/cid" xmlns:w16="http://schemas.microsoft.com/office/word/2018/wordml" xmlns:w16du="http://schemas.microsoft.com/office/word/2023/wordml/word16du" xmlns:w16sdtdh="http://schemas.microsoft.com/office/word/2020/wordml/sdtdatahash" xmlns:w16se="http://schemas.microsoft.com/office/word/2015/wordml/symex" xmlns:wpg="http://schemas.microsoft.com/office/word/2010/wordprocessingGroup" xmlns:wpi="http://schemas.microsoft.com/office/word/2010/wordprocessingInk" xmlns:wne="http://schemas.microsoft.com/office/word/2006/wordml" xmlns:wps="http://schemas.microsoft.com/office/word/2010/wordprocessingShape" mc:Ignorable="w14 w15 w16se w16cid w16 w16cex w16sdtdh w16du wp14">
+<w:numbering xmlns:wpc="http://schemas.microsoft.com/office/word/2010/wordprocessingCanvas" xmlns:cx="http://schemas.microsoft.com/office/drawing/2014/chartex" xmlns:cx1="http://schemas.microsoft.com/office/drawing/2015/9/8/chartex" xmlns:cx2="http://schemas.microsoft.com/office/drawing/2015/10/21/chartex" xmlns:cx3="http://schemas.microsoft.com/office/drawing/2016/5/9/chartex" xmlns:cx4="http://schemas.microsoft.com/office/drawing/2016/5/10/chartex" xmlns:cx5="http://schemas.microsoft.com/office/drawing/2016/5/11/chartex" xmlns:cx6="http://schemas.microsoft.com/office/drawing/2016/5/12/chartex" xmlns:cx7="http://schemas.microsoft.com/office/drawing/2016/5/13/chartex" xmlns:cx8="http://schemas.microsoft.com/office/drawing/2016/5/14/chartex" xmlns:mc="http://schemas.openxmlformats.org/markup-compatibility/2006" xmlns:aink="http://schemas.microsoft.com/office/drawing/2016/ink" xmlns:am3d="http://schemas.microsoft.com/office/drawing/2017/model3d" xmlns:o="urn:schemas-microsoft-com:office:office" xmlns:oel="http://schemas.microsoft.com/office/2019/extlst" xmlns:r="http://schemas.openxmlformats.org/officeDocument/2006/relationships" xmlns:m="http://schemas.openxmlformats.org/officeDocument/2006/math" xmlns:v="urn:schemas-microsoft-com:vml" xmlns:wp14="http://schemas.microsoft.com/office/word/2010/wordprocessingDrawing" xmlns:wp="http://schemas.openxmlformats.org/drawingml/2006/wordprocessingDrawing" xmlns:w10="urn:schemas-microsoft-com:office:word" xmlns:w="http://schemas.openxmlformats.org/wordprocessingml/2006/main" xmlns:w14="http://schemas.microsoft.com/office/word/2010/wordml" xmlns:w15="http://schemas.microsoft.com/office/word/2012/wordml" xmlns:w16cex="http://schemas.microsoft.com/office/word/2018/wordml/cex" xmlns:w16cid="http://schemas.microsoft.com/office/word/2016/wordml/cid" xmlns:w16="http://schemas.microsoft.com/office/word/2018/wordml" xmlns:w16du="http://schemas.microsoft.com/office/word/2023/wordml/word16du" xmlns:w16sdtdh="http://schemas.microsoft.com/office/word/2020/wordml/sdtdatahash" xmlns:w16sdtfl="http://schemas.microsoft.com/office/word/2024/wordml/sdtformatlock" xmlns:w16se="http://schemas.microsoft.com/office/word/2015/wordml/symex" xmlns:wpg="http://schemas.microsoft.com/office/word/2010/wordprocessingGroup" xmlns:wpi="http://schemas.microsoft.com/office/word/2010/wordprocessingInk" xmlns:wne="http://schemas.microsoft.com/office/word/2006/wordml" xmlns:wps="http://schemas.microsoft.com/office/word/2010/wordprocessingShape" mc:Ignorable="w14 w15 w16se w16cid w16 w16cex w16sdtdh w16sdtfl w16du wp14">
   <w:abstractNum w:abstractNumId="0" w15:restartNumberingAfterBreak="0">
     <w:nsid w:val="008758AC"/>
     <w:multiLevelType w:val="hybridMultilevel"/>
@@ -2924,7 +2830,7 @@
 </file>
 
 <file path=word/styles.xml><?xml version="1.0" encoding="utf-8"?>
-<w:styles xmlns:mc="http://schemas.openxmlformats.org/markup-compatibility/2006" xmlns:r="http://schemas.openxmlformats.org/officeDocument/2006/relationships" xmlns:w="http://schemas.openxmlformats.org/wordprocessingml/2006/main" xmlns:w14="http://schemas.microsoft.com/office/word/2010/wordml" xmlns:w15="http://schemas.microsoft.com/office/word/2012/wordml" xmlns:w16cex="http://schemas.microsoft.com/office/word/2018/wordml/cex" xmlns:w16cid="http://schemas.microsoft.com/office/word/2016/wordml/cid" xmlns:w16="http://schemas.microsoft.com/office/word/2018/wordml" xmlns:w16du="http://schemas.microsoft.com/office/word/2023/wordml/word16du" xmlns:w16sdtdh="http://schemas.microsoft.com/office/word/2020/wordml/sdtdatahash" xmlns:w16se="http://schemas.microsoft.com/office/word/2015/wordml/symex" mc:Ignorable="w14 w15 w16se w16cid w16 w16cex w16sdtdh w16du">
+<w:styles xmlns:mc="http://schemas.openxmlformats.org/markup-compatibility/2006" xmlns:r="http://schemas.openxmlformats.org/officeDocument/2006/relationships" xmlns:w="http://schemas.openxmlformats.org/wordprocessingml/2006/main" xmlns:w14="http://schemas.microsoft.com/office/word/2010/wordml" xmlns:w15="http://schemas.microsoft.com/office/word/2012/wordml" xmlns:w16cex="http://schemas.microsoft.com/office/word/2018/wordml/cex" xmlns:w16cid="http://schemas.microsoft.com/office/word/2016/wordml/cid" xmlns:w16="http://schemas.microsoft.com/office/word/2018/wordml" xmlns:w16du="http://schemas.microsoft.com/office/word/2023/wordml/word16du" xmlns:w16sdtdh="http://schemas.microsoft.com/office/word/2020/wordml/sdtdatahash" xmlns:w16sdtfl="http://schemas.microsoft.com/office/word/2024/wordml/sdtformatlock" xmlns:w16se="http://schemas.microsoft.com/office/word/2015/wordml/symex" mc:Ignorable="w14 w15 w16se w16cid w16 w16cex w16sdtdh w16sdtfl w16du">
   <w:docDefaults>
     <w:rPrDefault>
       <w:rPr>

--- a/teaching/sse316/labs/lab2_report.docx
+++ b/teaching/sse316/labs/lab2_report.docx
@@ -251,7 +251,7 @@
             <w:sz w:val="26"/>
             <w:szCs w:val="26"/>
           </w:rPr>
-          <w:t>https://docs.qq.com/form/page/DSm9uenNkc0tLd2pX</w:t>
+          <w:t>https://docs.qq.com/form/page/DSnNTcURRb0RLdVpD</w:t>
         </w:r>
       </w:hyperlink>
       <w:r>
@@ -497,14 +497,14 @@
     <w:p>
       <w:pPr>
         <w:rPr>
-          <w:rFonts w:ascii="Microsoft YaHei UI" w:eastAsia="Microsoft YaHei UI" w:hAnsi="Microsoft YaHei UI" w:hint="eastAsia"/>
+          <w:rFonts w:ascii="Microsoft YaHei UI" w:eastAsia="Microsoft YaHei UI" w:hAnsi="Microsoft YaHei UI"/>
         </w:rPr>
       </w:pPr>
     </w:p>
     <w:p>
       <w:pPr>
         <w:rPr>
-          <w:rFonts w:ascii="Microsoft YaHei UI" w:eastAsia="Microsoft YaHei UI" w:hAnsi="Microsoft YaHei UI" w:hint="eastAsia"/>
+          <w:rFonts w:ascii="Microsoft YaHei UI" w:eastAsia="Microsoft YaHei UI" w:hAnsi="Microsoft YaHei UI"/>
         </w:rPr>
       </w:pPr>
     </w:p>
@@ -575,7 +575,7 @@
     <w:p>
       <w:pPr>
         <w:rPr>
-          <w:rFonts w:ascii="Microsoft YaHei UI" w:eastAsia="Microsoft YaHei UI" w:hAnsi="Microsoft YaHei UI" w:hint="eastAsia"/>
+          <w:rFonts w:ascii="Microsoft YaHei UI" w:eastAsia="Microsoft YaHei UI" w:hAnsi="Microsoft YaHei UI"/>
           <w:b/>
           <w:bCs/>
         </w:rPr>
